--- a/memos/plan_manufacturer_union__cion_ares_committee_packet.docx
+++ b/memos/plan_manufacturer_union__cion_ares_committee_packet.docx
@@ -41,7 +41,7 @@
     </w:p>
     <w:p>
       <w:r>
-        <w:t>Benchmark: Peer cohort composite: private_credit without cion_ares (bcred, cliffwater_cclfx, ocic, pflex) at 9/12, KS-PME 0.9461, Direct Alpha -1.1%/yr over FY2021 to FY2025.</w:t>
+        <w:t>Benchmark: Senior loan investable proxy (BKLN, for Morningstar LSTA class) at 9/12, KS-PME 1.1374, Direct Alpha 1.62%/yr over 2018-07-18 to 2026-07-17.</w:t>
       </w:r>
     </w:p>
     <w:p>
@@ -77,7 +77,7 @@
     </w:p>
     <w:p>
       <w:r>
-        <w:t>Rubric v2, threshold 7 of 12, strategy gate. Max attainable on held data 9/12.</w:t>
+        <w:t>Tark benchmark rubric, 12 points, threshold 7 of 12, strategy gate. Max attainable on held data 9/12.</w:t>
       </w:r>
     </w:p>
     <w:tbl>
@@ -151,7 +151,7 @@
           </w:tcPr>
           <w:p>
             <w:r>
-              <w:t>Peer cohort composite: private_credit without cion_ares (bcred, cliffwater_cclfx, ocic, pflex)</w:t>
+              <w:t>Senior loan investable proxy (BKLN, for Morningstar LSTA class)</w:t>
             </w:r>
           </w:p>
         </w:tc>
@@ -171,7 +171,7 @@
           </w:tcPr>
           <w:p>
             <w:r>
-              <w:t>KS-PME 0.9461, Direct Alpha -1.1%/yr, FY2021 to FY2025</w:t>
+              <w:t>KS-PME 1.1374, Direct Alpha 1.62%/yr, 2018-07-18 to 2026-07-17</w:t>
             </w:r>
           </w:p>
         </w:tc>
@@ -193,7 +193,7 @@
           </w:tcPr>
           <w:p>
             <w:r>
-              <w:t>Senior loan investable proxy (BKLN, for Morningstar LSTA class)</w:t>
+              <w:t>Peer composite, private credit cohort without CION Ares Diversified Credit Fund (members: Blackstone Private Credit Fund, Cliffwater Corporate Lending Fund, Blue Owl Credit Income Corp., PIMCO Flexible Credit Income Fund)</w:t>
             </w:r>
           </w:p>
         </w:tc>
@@ -203,7 +203,7 @@
           </w:tcPr>
           <w:p>
             <w:r>
-              <w:t>9/12</w:t>
+              <w:t>8/12</w:t>
             </w:r>
           </w:p>
         </w:tc>
@@ -213,7 +213,7 @@
           </w:tcPr>
           <w:p>
             <w:r>
-              <w:t>KS-PME 1.1374, Direct Alpha 1.62%/yr, 2018-07-18 to 2026-07-17</w:t>
+              <w:t>relative wealth ratio 0.9461 vs the peer composite, annualized excess return -1.1%/yr (not a public market equivalent), FY2021 to FY2025</w:t>
             </w:r>
           </w:p>
         </w:tc>
@@ -308,7 +308,7 @@
         <w:pStyle w:val="Heading1"/>
       </w:pPr>
       <w:r>
-        <w:t>Exhibit B.</w:t>
+        <w:t>Exhibit B. Liquidity match for this plan</w:t>
       </w:r>
     </w:p>
     <w:p>
@@ -342,7 +342,7 @@
         <w:pStyle w:val="ListBullet"/>
       </w:pPr>
       <w:r>
-        <w:t>STRUCTURAL GAP: a participant-directed 404(c) menu assumes daily pricing and daily participant liquidity, whereas this wrapper deals 4x/year. Direct DIA use requires a bridging structure: CIT sleeve, managed account, or TDF sleeve (cell 3.5).</w:t>
+        <w:t>STRUCTURAL GAP: a participant-directed 404(c) menu assumes daily pricing and daily participant liquidity, whereas this wrapper deals quarterly with a 5% cap per quarter on outstanding shares. Direct DIA use requires a bridging structure: CIT sleeve, managed account, or TDF sleeve (cell 3.5).</w:t>
       </w:r>
     </w:p>
     <w:tbl>
@@ -405,7 +405,7 @@
           </w:tcPr>
           <w:p>
             <w:r>
-              <w:t>interval_23c3</w:t>
+              <w:t>interval fund (Rule 23c-3)</w:t>
             </w:r>
           </w:p>
         </w:tc>
@@ -427,7 +427,7 @@
           </w:tcPr>
           <w:p>
             <w:r>
-              <w:t>Dealing cadence per year</w:t>
+              <w:t>Dealing terms</w:t>
             </w:r>
           </w:p>
         </w:tc>
@@ -437,7 +437,7 @@
           </w:tcPr>
           <w:p>
             <w:r>
-              <w:t>4</w:t>
+              <w:t>quarterly offers, 5% cap per quarter on outstanding shares</w:t>
             </w:r>
           </w:p>
         </w:tc>
@@ -459,7 +459,7 @@
           </w:tcPr>
           <w:p>
             <w:r>
-              <w:t>Repurchase cap</w:t>
+              <w:t>Repurchase caps</w:t>
             </w:r>
           </w:p>
         </w:tc>
@@ -469,7 +469,39 @@
           </w:tcPr>
           <w:p>
             <w:r>
-              <w:t>5% of outstanding shares</w:t>
+              <w:t>5% per quarter, 20% per year</w:t>
+            </w:r>
+          </w:p>
+        </w:tc>
+        <w:tc>
+          <w:tcPr>
+            <w:tcW w:type="dxa" w:w="1152"/>
+          </w:tcPr>
+          <w:p>
+            <w:r>
+              <w:t>3.1</w:t>
+            </w:r>
+          </w:p>
+        </w:tc>
+      </w:tr>
+      <w:tr>
+        <w:tc>
+          <w:tcPr>
+            <w:tcW w:type="dxa" w:w="2448"/>
+          </w:tcPr>
+          <w:p>
+            <w:r>
+              <w:t>Annual capacity (binding cap)</w:t>
+            </w:r>
+          </w:p>
+        </w:tc>
+        <w:tc>
+          <w:tcPr>
+            <w:tcW w:type="dxa" w:w="5760"/>
+          </w:tcPr>
+          <w:p>
+            <w:r>
+              <w:t>20% of the position per year</w:t>
             </w:r>
           </w:p>
         </w:tc>
@@ -614,7 +646,7 @@
         <w:pStyle w:val="ListBullet"/>
       </w:pPr>
       <w:r>
-        <w:t>Capacity: 4x per year at 5% of outstanding shares: at most 20% of the position per year. This is a FUND-level cap shared by every holder, so the plan's position is served only while offers are not oversubscribed.</w:t>
+        <w:t>Capacity: 5% per quarter on outstanding shares: at most 20% of the position per year. This is a FUND-level cap shared by every holder, so the plan's position is served only while offers are not oversubscribed.</w:t>
       </w:r>
     </w:p>
     <w:p>
@@ -638,12 +670,12 @@
         <w:pStyle w:val="ListBullet"/>
       </w:pPr>
       <w:r>
-        <w:t>Schedule H benefit payments (line 2e) not typed: the DOL bulk file F_SCH_H_2024_latest.csv is not in the repository and askebsa.dol.gov is blocked from the build container. Fill from the bulk file on a machine with access, citing the row. Demand uses the illustrative turnover sliders only.</w:t>
+        <w:t>Schedule H benefit-payment lines are not yet in the plan record. Demand uses the illustrative turnover sliders only.</w:t>
       </w:r>
     </w:p>
     <w:p>
       <w:r>
-        <w:t>Cited: cell 3.1, cell 3.3, cell 3.5, cell 3.7, cell 3.9, cell 2.7, plan: plan_manufacturer_union.json (Form 5500, plan year 2024-01-01 to 2024-12-31).</w:t>
+        <w:t>Cited: cell 2.7, cell 3.1, cell 3.3, plan: plan_manufacturer_union.json (Form 5500, plan year 2024-01-01 to 2024-12-31).</w:t>
       </w:r>
     </w:p>
     <w:p>
@@ -783,7 +815,7 @@
           </w:tcPr>
           <w:p>
             <w:r>
-              <w:t>3.76% net expense ratio</w:t>
+              <w:t>3.76% expense ratio, excluding interest expense (6.90% including interest per the fee table), no contractual cap (FY2025, Class I)</w:t>
             </w:r>
           </w:p>
         </w:tc>
@@ -847,7 +879,7 @@
           </w:tcPr>
           <w:p>
             <w:r>
-              <w:t>extracted</w:t>
+              <w:t>no typed fact for this cell</w:t>
             </w:r>
           </w:p>
         </w:tc>
@@ -942,7 +974,7 @@
     </w:p>
     <w:p>
       <w:r>
-        <w:t>Cohort placement (private_credit, R4 phrasing): mgmt fee: 50th percentile of cohort (n=5), at the median of 1.25 | expense ratio (bases differ, see notes): 50th percentile of cohort (n=5), at the median of 3.76 | repurchase cap: 50th percentile of cohort (n=5), at the median of 5. Stats and per-member values in data/cohorts/private_credit.json, membership rationales in data/facts.</w:t>
+        <w:t>Cohort placement (private credit cohort): mgmt fee: 50th percentile of cohort (n=5), at the median of 1.25 | expense ratio (bases differ, see notes): 50th percentile of cohort (n=5), at the median of 3.76 | repurchase cap: 50th percentile of cohort (n=5), at the median of 5. Statistics and per-member values are in the cohort artifact, membership rationales in the typed facts.</w:t>
       </w:r>
     </w:p>
     <w:p>
@@ -1002,7 +1034,7 @@
     </w:p>
     <w:p>
       <w:r>
-        <w:t>Regulatory basis: Fiduciary Duties in Selecting Designated Investment Alternatives, 91 FR 16088 (Mar. 31, 2026), RIN 1210-AC38, proposed 29 CFR 2550.404a-6, paragraphs (g) to (l), cited not paraphrased. Every figure above is a cited cell, a typed projection of one, or an engine artifact of the record as of 2026-09-04. Scenario figures are ILLUSTRATIVE. Sponsor name NEVER appears on demo surfaces. Data is public (DOL Form 5500 FOIA files); anonymization is a project display rule, not a legal requirement.</w:t>
+        <w:t>Regulatory basis: Fiduciary Duties in Selecting Designated Investment Alternatives, 91 FR 16088 (Mar. 31, 2026), RIN 1210-AC38, proposed 29 CFR 2550.404a-6, paragraphs (g) to (l), cited not paraphrased. Every figure above is a cited cell, a typed projection of one, or an engine artifact of the record as of 2026-09-04. Scenario figures are ILLUSTRATIVE. The plan is shown under its anonymized label.</w:t>
       </w:r>
     </w:p>
     <w:sectPr>

--- a/memos/plan_manufacturer_union__cion_ares_committee_packet.docx
+++ b/memos/plan_manufacturer_union__cion_ares_committee_packet.docx
@@ -41,7 +41,17 @@
     </w:p>
     <w:p>
       <w:r>
-        <w:t>Benchmark: Senior loan investable proxy (BKLN, for Morningstar LSTA class) at 9/12, KS-PME 1.1374, Direct Alpha 1.62%/yr over 2018-07-18 to 2026-07-17.</w:t>
+        <w:t>Meaningful benchmark (paragraph (k)): Cliffwater Direct Lending Index (CDLI) at 8/12, no comparison computed (cited, series not in the record: no comparison computed).</w:t>
+      </w:r>
+    </w:p>
+    <w:p>
+      <w:r>
+        <w:t>Reference comparison, not the meaningful benchmark: Senior loan investable proxy (BKLN, for Morningstar LSTA class), KS-PME 1.1374, Direct Alpha 1.62%/yr over 2018-07-18 to 2026-07-17.</w:t>
+      </w:r>
+    </w:p>
+    <w:p>
+      <w:r>
+        <w:t>Peer comparison (paragraphs (g) and (h)): relative wealth ratio 0.9503, annualized excess return -1.01%/yr (not a public market equivalent) vs the peer composite over 2021 to 2025 (n=4), not a benchmark.</w:t>
       </w:r>
     </w:p>
     <w:p>
@@ -54,12 +64,12 @@
         <w:pStyle w:val="ListBullet"/>
       </w:pPr>
       <w:r>
-        <w:t>none</w:t>
+        <w:t>Benchmark: the meaningful benchmark carries no computed comparison (cited, series not in the record: no comparison computed) (benchmark selection)</w:t>
       </w:r>
     </w:p>
     <w:p>
       <w:r>
-        <w:t>Evidence coverage: 44 of 44 resolvable, 0 verified, 10 n/a by wrapper. Verified by a person: 0. Advisor-stated inputs for this plan: 0 of 6.</w:t>
+        <w:t>Evidence coverage: 46 of 46 resolvable, 0 verified, 9 n/a by wrapper. Verified by a person: 0. Advisor-stated inputs for this plan: 0 of 6.</w:t>
       </w:r>
     </w:p>
     <w:p>
@@ -77,7 +87,7 @@
     </w:p>
     <w:p>
       <w:r>
-        <w:t>Tark benchmark rubric, 12 points, threshold 7 of 12, strategy gate. Max attainable on held data 9/12.</w:t>
+        <w:t>Tark benchmark rubric, 12 points, threshold 7 of 12, strategy gate, affiliated providers ineligible. Max attainable by an eligible candidate on held data 8/12.</w:t>
       </w:r>
     </w:p>
     <w:tbl>
@@ -141,7 +151,49 @@
           </w:tcPr>
           <w:p>
             <w:r>
-              <w:t>primary</w:t>
+              <w:t>Meaningful benchmark (paragraph (k))</w:t>
+            </w:r>
+          </w:p>
+        </w:tc>
+        <w:tc>
+          <w:tcPr>
+            <w:tcW w:type="dxa" w:w="3456"/>
+          </w:tcPr>
+          <w:p>
+            <w:r>
+              <w:t>Cliffwater Direct Lending Index (CDLI)</w:t>
+            </w:r>
+          </w:p>
+        </w:tc>
+        <w:tc>
+          <w:tcPr>
+            <w:tcW w:type="dxa" w:w="864"/>
+          </w:tcPr>
+          <w:p>
+            <w:r>
+              <w:t>8/12</w:t>
+            </w:r>
+          </w:p>
+        </w:tc>
+        <w:tc>
+          <w:tcPr>
+            <w:tcW w:type="dxa" w:w="3888"/>
+          </w:tcPr>
+          <w:p>
+            <w:r>
+              <w:t>selected, no comparison computed: cited, series not in the record: no comparison computed</w:t>
+            </w:r>
+          </w:p>
+        </w:tc>
+      </w:tr>
+      <w:tr>
+        <w:tc>
+          <w:tcPr>
+            <w:tcW w:type="dxa" w:w="1152"/>
+          </w:tcPr>
+          <w:p>
+            <w:r>
+              <w:t>reference, not the benchmark</w:t>
             </w:r>
           </w:p>
         </w:tc>
@@ -161,7 +213,7 @@
           </w:tcPr>
           <w:p>
             <w:r>
-              <w:t>9/12</w:t>
+              <w:t>8/12</w:t>
             </w:r>
           </w:p>
         </w:tc>
@@ -183,7 +235,7 @@
           </w:tcPr>
           <w:p>
             <w:r>
-              <w:t>secondary</w:t>
+              <w:t>SEC-required comparator</w:t>
             </w:r>
           </w:p>
         </w:tc>
@@ -193,7 +245,47 @@
           </w:tcPr>
           <w:p>
             <w:r>
-              <w:t>Peer composite, private credit cohort without CION Ares Diversified Credit Fund (members: Blackstone Private Credit Fund, Cliffwater Corporate Lending Fund, Blue Owl Credit Income Corp., PIMCO Flexible Credit Income Fund)</w:t>
+              <w:t>Credit Suisse Leveraged Loan Index</w:t>
+            </w:r>
+          </w:p>
+        </w:tc>
+        <w:tc>
+          <w:tcPr>
+            <w:tcW w:type="dxa" w:w="864"/>
+          </w:tcPr>
+          <w:p>
+            <w:r/>
+          </w:p>
+        </w:tc>
+        <w:tc>
+          <w:tcPr>
+            <w:tcW w:type="dxa" w:w="3888"/>
+          </w:tcPr>
+          <w:p>
+            <w:r>
+              <w:t>cited, not held, scored 6/12, below the threshold</w:t>
+            </w:r>
+          </w:p>
+        </w:tc>
+      </w:tr>
+      <w:tr>
+        <w:tc>
+          <w:tcPr>
+            <w:tcW w:type="dxa" w:w="1152"/>
+          </w:tcPr>
+          <w:p>
+            <w:r>
+              <w:t>Peer comparison (paragraphs (g) and (h))</w:t>
+            </w:r>
+          </w:p>
+        </w:tc>
+        <w:tc>
+          <w:tcPr>
+            <w:tcW w:type="dxa" w:w="3456"/>
+          </w:tcPr>
+          <w:p>
+            <w:r>
+              <w:t>Peer composite, private credit cohort without CION Ares Diversified Credit Fund</w:t>
             </w:r>
           </w:p>
         </w:tc>
@@ -203,7 +295,7 @@
           </w:tcPr>
           <w:p>
             <w:r>
-              <w:t>8/12</w:t>
+              <w:t>not scored</w:t>
             </w:r>
           </w:p>
         </w:tc>
@@ -213,7 +305,7 @@
           </w:tcPr>
           <w:p>
             <w:r>
-              <w:t>relative wealth ratio 0.9461 vs the peer composite, annualized excess return -1.1%/yr (not a public market equivalent), FY2021 to FY2025</w:t>
+              <w:t>relative wealth ratio 0.9503, annualized excess return -1.01%/yr (not a public market equivalent), 2021 to 2025 (n=4)</w:t>
             </w:r>
           </w:p>
         </w:tc>
@@ -235,7 +327,7 @@
           </w:tcPr>
           <w:p>
             <w:r>
-              <w:t>Cliffwater Direct Lending Index (CDLI)</w:t>
+              <w:t>Senior loan investable proxy (BKLN, for Morningstar LSTA class)</w:t>
             </w:r>
           </w:p>
         </w:tc>
@@ -245,7 +337,7 @@
           </w:tcPr>
           <w:p>
             <w:r>
-              <w:t>6/12</w:t>
+              <w:t>8/12</w:t>
             </w:r>
           </w:p>
         </w:tc>
@@ -255,7 +347,7 @@
           </w:tcPr>
           <w:p>
             <w:r>
-              <w:t>score 6/12 below primary threshold 7</w:t>
+              <w:t>tied: tied on score, ordered by strategy_match, then risk_liquidity_match, then data held, then alphabetical (score 8/12, selected CDLI)</w:t>
             </w:r>
           </w:p>
         </w:tc>
@@ -287,7 +379,7 @@
           </w:tcPr>
           <w:p>
             <w:r>
-              <w:t>5/12</w:t>
+              <w:t>6/12</w:t>
             </w:r>
           </w:p>
         </w:tc>
@@ -297,7 +389,49 @@
           </w:tcPr>
           <w:p>
             <w:r>
-              <w:t>score 5/12 below primary threshold 7</w:t>
+              <w:t>score 6/12 below the threshold 7/12</w:t>
+            </w:r>
+          </w:p>
+        </w:tc>
+      </w:tr>
+      <w:tr>
+        <w:tc>
+          <w:tcPr>
+            <w:tcW w:type="dxa" w:w="1152"/>
+          </w:tcPr>
+          <w:p>
+            <w:r>
+              <w:t>rejected</w:t>
+            </w:r>
+          </w:p>
+        </w:tc>
+        <w:tc>
+          <w:tcPr>
+            <w:tcW w:type="dxa" w:w="3456"/>
+          </w:tcPr>
+          <w:p>
+            <w:r>
+              <w:t>Morningstar LSTA US Leveraged Loan Index</w:t>
+            </w:r>
+          </w:p>
+        </w:tc>
+        <w:tc>
+          <w:tcPr>
+            <w:tcW w:type="dxa" w:w="864"/>
+          </w:tcPr>
+          <w:p>
+            <w:r>
+              <w:t>6/12</w:t>
+            </w:r>
+          </w:p>
+        </w:tc>
+        <w:tc>
+          <w:tcPr>
+            <w:tcW w:type="dxa" w:w="3888"/>
+          </w:tcPr>
+          <w:p>
+            <w:r>
+              <w:t>score 6/12 below the threshold 7/12</w:t>
             </w:r>
           </w:p>
         </w:tc>
@@ -312,16 +446,8 @@
       </w:r>
     </w:p>
     <w:p>
-      <w:pPr>
-        <w:pStyle w:val="Heading1"/>
-      </w:pPr>
       <w:r>
-        <w:t>Product-to-plan liquidity match</w:t>
-      </w:r>
-    </w:p>
-    <w:p>
-      <w:r>
-        <w:t>Plan: US industrial manufacturer 401(k) plan (~$0.8B, OH). verdict is structural (typed facts, cells 3.1, 3.3, 2.7, plan-independent). scenario_verdict is ILLUSTRATIVE (demand model against the same capacity, per plan).</w:t>
+        <w:t>Plan: US industrial manufacturer 401(k) plan (~$0.8B, OH). verdict is structural (typed facts, cells 3.1, 3.3, 2.7, plan-independent). scenario_verdict is ILLUSTRATIVE (the plan's filed outflow proxy as the base demand and the sliders as the stress, against the same capacity, per plan).</w:t>
       </w:r>
     </w:p>
     <w:p>
@@ -612,6 +738,38 @@
           </w:p>
         </w:tc>
       </w:tr>
+      <w:tr>
+        <w:tc>
+          <w:tcPr>
+            <w:tcW w:type="dxa" w:w="2448"/>
+          </w:tcPr>
+          <w:p>
+            <w:r>
+              <w:t>Fund net assets (for the dollar capacity)</w:t>
+            </w:r>
+          </w:p>
+        </w:tc>
+        <w:tc>
+          <w:tcPr>
+            <w:tcW w:type="dxa" w:w="5760"/>
+          </w:tcPr>
+          <w:p>
+            <w:r>
+              <w:t>approx. $5.2B</w:t>
+            </w:r>
+          </w:p>
+        </w:tc>
+        <w:tc>
+          <w:tcPr>
+            <w:tcW w:type="dxa" w:w="1152"/>
+          </w:tcPr>
+          <w:p>
+            <w:r>
+              <w:t>3.6</w:t>
+            </w:r>
+          </w:p>
+        </w:tc>
+      </w:tr>
     </w:tbl>
     <w:p>
       <w:pPr>
@@ -623,17 +781,27 @@
     </w:p>
     <w:p>
       <w:r>
-        <w:t>Plan inputs (Form 5500): net assets $791.7M, liquidity tail 14.9% of accounts (1,136 separated participants with balances).</w:t>
+        <w:t>Plan inputs (Form 5500): net assets $791.7M, liquidity tail 14.9% of accounts (1,136 separated participants with balances), filed outflow proxy 11.5% of beginning net assets per year (Schedule H totals of the plan's Form 5500 for plan year 2024-01-01 to 2024-12-31, from the plan record: total expenses less administrative expenses over beginning net assets, an upper bound on benefit payments while Schedule H line 2e is not in the record).</w:t>
       </w:r>
     </w:p>
     <w:p>
       <w:r>
-        <w:t>Parameters (adjustable on the site, not facts): allocation 5% of plan = $39.6M, tail turnover 20%/yr, active turnover 5%/yr. Base demand $2.9M/yr = 7.2% of the position vs annual wrapper capacity 20%.</w:t>
+        <w:t>Base demand (filed outflow proxy applied to a 5% allocation = $39.6M): $4.6M/yr = 11.5% of the position per year vs annual wrapper capacity 20%.</w:t>
       </w:r>
     </w:p>
     <w:p>
       <w:r>
-        <w:t>Stressed (tail turnover x2, active turnover x1.5 vs base scenario): demand $4.9M/yr = 12.3% of the position. within wrapper capacity (12.3% vs 20%) IF offers are not prorated.</w:t>
+        <w:t>Slider assumption (adjustable on the site, not a fact): tail turnover 20%/yr, active turnover 5%/yr, 7.2% of the position per year = $2.9M/yr, shown beside the filed rate, not blended with it.</w:t>
+      </w:r>
+    </w:p>
+    <w:p>
+      <w:r>
+        <w:t>Stressed (the filed outflow proxy plus the increment the sliders add under stress (tail turnover x2, active turnover x1.5 over the slider assumption)): demand $6.6M/yr = 16.6% of the position. within wrapper capacity (16.6% vs 20%) IF offers are not prorated.</w:t>
+      </w:r>
+    </w:p>
+    <w:p>
+      <w:r>
+        <w:t>Fund capacity in dollars: $1.0B per year (20% of approx. $5.2B net assets, cell 3.6). The plan's demand at the filed rate is $4.6M per year, 0.44% of that capacity, a claim shared with every other holder.</w:t>
       </w:r>
     </w:p>
     <w:p>
@@ -654,7 +822,7 @@
         <w:pStyle w:val="ListBullet"/>
       </w:pPr>
       <w:r>
-        <w:t>Scenario demand (illustrative): 7.2% of the position per year vs 20% annual wrapper capacity. Adequate headroom at this allocation if offers are not prorated.</w:t>
+        <w:t>Filed outflow proxy (Schedule H, plan year 2024-01-01 to 2024-12-31): 11.5% of the position per year vs 20% annual wrapper capacity, the plan's total expenses less administrative expenses over beginning net assets, applied to the position. Adequate headroom at the filed rate if offers are not prorated.</w:t>
       </w:r>
     </w:p>
     <w:p>
@@ -662,7 +830,7 @@
         <w:pStyle w:val="ListBullet"/>
       </w:pPr>
       <w:r>
-        <w:t>Scenario verdict (ILLUSTRATIVE, this plan): conditional. It moves with the sliders and the plan. Proration assumption: an oversubscribed offer is filled pro rata and the unfilled remainder waits for the next window.</w:t>
+        <w:t>Slider assumption (illustrative): 7.2% of the position per year vs 20% annual wrapper capacity, from tail turnover 20%/yr on the 14.9% of accounts that are separated and active turnover 5%/yr on the rest. Shown beside the filed rate, not blended with it. Within 60% of wrapper capacity at these sliders.</w:t>
       </w:r>
     </w:p>
     <w:p>
@@ -670,12 +838,28 @@
         <w:pStyle w:val="ListBullet"/>
       </w:pPr>
       <w:r>
-        <w:t>Schedule H benefit-payment lines are not yet in the plan record. Demand uses the illustrative turnover sliders only.</w:t>
+        <w:t>Fund capacity in dollars: 20% of approx. $5.2B net assets (cell 3.6) is $1.0B per year. At a 5% allocation ($39.6M) the plan's demand at the filed rate is $4.6M per year, 0.44% of that capacity. The cap is shared by every holder, so this is the plan's own claim on it, not the fund's total demand. The allocation moves these dollar figures and this share, never the percent-of-position ladder.</w:t>
+      </w:r>
+    </w:p>
+    <w:p>
+      <w:pPr>
+        <w:pStyle w:val="ListBullet"/>
+      </w:pPr>
+      <w:r>
+        <w:t>Scenario verdict (ILLUSTRATIVE, this plan): conditional. Misaligned when the filed outflow proxy exceeds the annual wrapper capacity, conditional-weak when the stressed demand exceeds it, conditional otherwise. It moves with the plan's filing and the sliders. Proration assumption: an oversubscribed offer is filled pro rata and the unfilled remainder waits for the next window.</w:t>
+      </w:r>
+    </w:p>
+    <w:p>
+      <w:pPr>
+        <w:pStyle w:val="ListBullet"/>
+      </w:pPr>
+      <w:r>
+        <w:t>Schedule H benefit-payment line 2e is not yet in the plan record. The filed outflow proxy (total expenses less administrative expenses over beginning net assets) stands in for it as the base demand, and the turnover sliders are the stress around it.</w:t>
       </w:r>
     </w:p>
     <w:p>
       <w:r>
-        <w:t>Cited: cell 2.7, cell 3.1, cell 3.3, plan: plan_manufacturer_union.json (Form 5500, plan year 2024-01-01 to 2024-12-31).</w:t>
+        <w:t>Cited: cell 2.7, cell 3.1, cell 3.3, cell 3.6, cell 3.7, plan: plan_manufacturer_union.json (Form 5500, plan year 2024-01-01 to 2024-12-31).</w:t>
       </w:r>
     </w:p>
     <w:p>
@@ -847,7 +1031,7 @@
           </w:tcPr>
           <w:p>
             <w:r>
-              <w:t>n/a</w:t>
+              <w:t>not applicable, the record states why</w:t>
             </w:r>
           </w:p>
         </w:tc>
@@ -1029,7 +1213,7 @@
     </w:p>
     <w:p>
       <w:r>
-        <w:t>Cell status for this product: structured 1, extracted-unverified 22, verified 0, computed 10, partial 11, fetched 0, n/a 10, pending 0.</w:t>
+        <w:t>Cell status for this product: structured 1, extracted-unverified 22, verified 0, computed 12, partial 11, fetched 0, n/a 9, pending 0.</w:t>
       </w:r>
     </w:p>
     <w:p>
